--- a/fuentes/63110199_CF02_DU.docx
+++ b/fuentes/63110199_CF02_DU.docx
@@ -1,6 +1,6 @@
 
 <file path=word/document.xml><?xml version="1.0" encoding="utf-8"?>
-<w:document xmlns:wpc="http://schemas.microsoft.com/office/word/2010/wordprocessingCanvas" xmlns:cx="http://schemas.microsoft.com/office/drawing/2014/chartex" xmlns:cx1="http://schemas.microsoft.com/office/drawing/2015/9/8/chartex" xmlns:cx2="http://schemas.microsoft.com/office/drawing/2015/10/21/chartex" xmlns:cx3="http://schemas.microsoft.com/office/drawing/2016/5/9/chartex" xmlns:cx4="http://schemas.microsoft.com/office/drawing/2016/5/10/chartex" xmlns:cx5="http://schemas.microsoft.com/office/drawing/2016/5/11/chartex" xmlns:cx6="http://schemas.microsoft.com/office/drawing/2016/5/12/chartex" xmlns:cx7="http://schemas.microsoft.com/office/drawing/2016/5/13/chartex" xmlns:cx8="http://schemas.microsoft.com/office/drawing/2016/5/14/chartex" xmlns:mc="http://schemas.openxmlformats.org/markup-compatibility/2006" xmlns:aink="http://schemas.microsoft.com/office/drawing/2016/ink" xmlns:am3d="http://schemas.microsoft.com/office/drawing/2017/model3d" xmlns:o="urn:schemas-microsoft-com:office:office" xmlns:r="http://schemas.openxmlformats.org/officeDocument/2006/relationships" xmlns:m="http://schemas.openxmlformats.org/officeDocument/2006/math" xmlns:v="urn:schemas-microsoft-com:vml" xmlns:wp14="http://schemas.microsoft.com/office/word/2010/wordprocessingDrawing" xmlns:wp="http://schemas.openxmlformats.org/drawingml/2006/wordprocessingDrawing" xmlns:w10="urn:schemas-microsoft-com:office:word" xmlns:w="http://schemas.openxmlformats.org/wordprocessingml/2006/main" xmlns:w14="http://schemas.microsoft.com/office/word/2010/wordml" xmlns:w15="http://schemas.microsoft.com/office/word/2012/wordml" xmlns:w16cex="http://schemas.microsoft.com/office/word/2018/wordml/cex" xmlns:w16cid="http://schemas.microsoft.com/office/word/2016/wordml/cid" xmlns:w16="http://schemas.microsoft.com/office/word/2018/wordml" xmlns:w16sdtdh="http://schemas.microsoft.com/office/word/2020/wordml/sdtdatahash" xmlns:w16se="http://schemas.microsoft.com/office/word/2015/wordml/symex" xmlns:wpg="http://schemas.microsoft.com/office/word/2010/wordprocessingGroup" xmlns:wpi="http://schemas.microsoft.com/office/word/2010/wordprocessingInk" xmlns:wne="http://schemas.microsoft.com/office/word/2006/wordml" xmlns:wps="http://schemas.microsoft.com/office/word/2010/wordprocessingShape" mc:Ignorable="w14 w15 w16se w16cid w16 w16cex w16sdtdh wp14">
+<w:document xmlns:wpc="http://schemas.microsoft.com/office/word/2010/wordprocessingCanvas" xmlns:cx="http://schemas.microsoft.com/office/drawing/2014/chartex" xmlns:cx1="http://schemas.microsoft.com/office/drawing/2015/9/8/chartex" xmlns:cx2="http://schemas.microsoft.com/office/drawing/2015/10/21/chartex" xmlns:cx3="http://schemas.microsoft.com/office/drawing/2016/5/9/chartex" xmlns:cx4="http://schemas.microsoft.com/office/drawing/2016/5/10/chartex" xmlns:cx5="http://schemas.microsoft.com/office/drawing/2016/5/11/chartex" xmlns:cx6="http://schemas.microsoft.com/office/drawing/2016/5/12/chartex" xmlns:cx7="http://schemas.microsoft.com/office/drawing/2016/5/13/chartex" xmlns:cx8="http://schemas.microsoft.com/office/drawing/2016/5/14/chartex" xmlns:mc="http://schemas.openxmlformats.org/markup-compatibility/2006" xmlns:aink="http://schemas.microsoft.com/office/drawing/2016/ink" xmlns:am3d="http://schemas.microsoft.com/office/drawing/2017/model3d" xmlns:o="urn:schemas-microsoft-com:office:office" xmlns:r="http://schemas.openxmlformats.org/officeDocument/2006/relationships" xmlns:m="http://schemas.openxmlformats.org/officeDocument/2006/math" xmlns:v="urn:schemas-microsoft-com:vml" xmlns:wp14="http://schemas.microsoft.com/office/word/2010/wordprocessingDrawing" xmlns:wp="http://schemas.openxmlformats.org/drawingml/2006/wordprocessingDrawing" xmlns:w10="urn:schemas-microsoft-com:office:word" xmlns:w="http://schemas.openxmlformats.org/wordprocessingml/2006/main" xmlns:w14="http://schemas.microsoft.com/office/word/2010/wordml" xmlns:w15="http://schemas.microsoft.com/office/word/2012/wordml" xmlns:w16cex="http://schemas.microsoft.com/office/word/2018/wordml/cex" xmlns:w16cid="http://schemas.microsoft.com/office/word/2016/wordml/cid" xmlns:w16="http://schemas.microsoft.com/office/word/2018/wordml" xmlns:w16se="http://schemas.microsoft.com/office/word/2015/wordml/symex" xmlns:wpg="http://schemas.microsoft.com/office/word/2010/wordprocessingGroup" xmlns:wpi="http://schemas.microsoft.com/office/word/2010/wordprocessingInk" xmlns:wne="http://schemas.microsoft.com/office/word/2006/wordml" xmlns:wps="http://schemas.microsoft.com/office/word/2010/wordprocessingShape" mc:Ignorable="w14 w15 w16se w16cid w16 w16cex wp14">
   <w:body>
     <w:p>
       <w:pPr>
@@ -197,7 +197,7 @@
               </wp:anchor>
             </w:drawing>
           </mc:Choice>
-          <mc:Fallback>
+          <mc:Fallback xmlns:w16sdtdh="http://schemas.microsoft.com/office/word/2020/wordml/sdtdatahash">
             <w:pict>
               <v:shapetype w14:anchorId="2E2DABF6" id="_x0000_t202" coordsize="21600,21600" o:spt="202" path="m,l,21600r21600,l21600,xe">
                 <v:stroke joinstyle="miter"/>
@@ -308,7 +308,7 @@
               </wp:anchor>
             </w:drawing>
           </mc:Choice>
-          <mc:Fallback xmlns:w16sdtfl="http://schemas.microsoft.com/office/word/2024/wordml/sdtformatlock" xmlns:w16du="http://schemas.microsoft.com/office/word/2023/wordml/word16du" xmlns:w16cei="http://schemas.microsoft.com/office/word/2026/wordml/cei" xmlns:oel="http://schemas.microsoft.com/office/2019/extlst">
+          <mc:Fallback xmlns:oel="http://schemas.microsoft.com/office/2019/extlst" xmlns:w16cei="http://schemas.microsoft.com/office/word/2026/wordml/cei" xmlns:w16du="http://schemas.microsoft.com/office/word/2023/wordml/word16du" xmlns:w16sdtfl="http://schemas.microsoft.com/office/word/2024/wordml/sdtformatlock" xmlns:w16sdtdh="http://schemas.microsoft.com/office/word/2020/wordml/sdtdatahash">
             <w:pict>
               <v:rect w14:anchorId="3A877550" id="Rectángulo 3" o:spid="_x0000_s1026" alt="&quot;&quot;" style="position:absolute;margin-left:0;margin-top:34.95pt;width:616.85pt;height:192.75pt;z-index:-251655168;visibility:visible;mso-wrap-style:square;mso-width-percent:0;mso-height-percent:0;mso-wrap-distance-left:9pt;mso-wrap-distance-top:0;mso-wrap-distance-right:9pt;mso-wrap-distance-bottom:0;mso-position-horizontal:left;mso-position-horizontal-relative:page;mso-position-vertical:absolute;mso-position-vertical-relative:text;mso-width-percent:0;mso-height-percent:0;mso-width-relative:margin;mso-height-relative:margin;v-text-anchor:middle" o:gfxdata="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" fillcolor="#00314d" stroked="f" strokeweight="1pt">
                 <w10:wrap anchorx="page"/>
@@ -4240,7 +4240,7 @@
     </w:tbl>
     <w:p>
       <w:pPr>
-        <w:ind w:firstLine="0"/>
+        <w:ind w:firstLine="708"/>
         <w:rPr>
           <w:lang w:val="es-419" w:eastAsia="es-CO"/>
         </w:rPr>
@@ -4739,7 +4739,21 @@
           <w:bCs/>
           <w:lang w:val="es-419" w:eastAsia="es-CO"/>
         </w:rPr>
-        <w:t xml:space="preserve">Lo invitamos a consultar el siguiente recurso educativo para fortalecer sus conocimientos. Éste presenta el concepto de entorno digital dentro del contexto del </w:t>
+        <w:t xml:space="preserve">Lo invitamos a consultar el siguiente recurso educativo para fortalecer sus conocimientos. </w:t>
+      </w:r>
+      <w:r>
+        <w:rPr>
+          <w:bCs/>
+          <w:lang w:val="es-419" w:eastAsia="es-CO"/>
+        </w:rPr>
+        <w:t>E</w:t>
+      </w:r>
+      <w:r>
+        <w:rPr>
+          <w:bCs/>
+          <w:lang w:val="es-419" w:eastAsia="es-CO"/>
+        </w:rPr>
+        <w:t xml:space="preserve">ste presenta el concepto de entorno digital dentro del contexto del </w:t>
       </w:r>
       <w:r>
         <w:rPr>
@@ -4779,9 +4793,9 @@
           <w:noProof/>
         </w:rPr>
         <w:drawing>
-          <wp:inline distT="0" distB="0" distL="0" distR="0" wp14:anchorId="6AA54685" wp14:editId="4EB6CE8D">
-            <wp:extent cx="4316819" cy="2427237"/>
-            <wp:effectExtent l="0" t="0" r="7620" b="0"/>
+          <wp:inline distT="0" distB="0" distL="0" distR="0" wp14:anchorId="6AA54685" wp14:editId="600F0B14">
+            <wp:extent cx="4680000" cy="2631600"/>
+            <wp:effectExtent l="0" t="0" r="6350" b="0"/>
             <wp:docPr id="1" name="Imagen 1">
               <a:extLst xmlns:a="http://schemas.openxmlformats.org/drawingml/2006/main">
                 <a:ext uri="{C183D7F6-B498-43B3-948B-1728B52AA6E4}">
@@ -4823,7 +4837,7 @@
                   <pic:spPr bwMode="auto">
                     <a:xfrm>
                       <a:off x="0" y="0"/>
-                      <a:ext cx="4327452" cy="2433216"/>
+                      <a:ext cx="4680000" cy="2631600"/>
                     </a:xfrm>
                     <a:prstGeom prst="rect">
                       <a:avLst/>
@@ -4903,11 +4917,11 @@
           </w:tcPr>
           <w:p>
             <w:r>
-              <w:t xml:space="preserve">El concepto de entorno digital en los negocios electrónicos hace referencia al conjunto de tecnologías o herramientas que son necesarias para la creación de los productos o servicios que se van a ofrecer. A través del entorno digital se da a </w:t>
+              <w:t xml:space="preserve">El concepto de entorno digital en los negocios electrónicos hace referencia al conjunto de tecnologías o herramientas que son necesarias para la creación de los </w:t>
             </w:r>
             <w:r>
               <w:lastRenderedPageBreak/>
-              <w:t>conocer al cliente potencial el valor agregado de la oferta; este enfatiza en aquellas características que lo diferencian de lo que ofrece la competencia.</w:t>
+              <w:t>productos o servicios que se van a ofrecer. A través del entorno digital se da a conocer al cliente potencial el valor agregado de la oferta; este enfatiza en aquellas características que lo diferencian de lo que ofrece la competencia.</w:t>
             </w:r>
           </w:p>
           <w:p>
@@ -4917,30 +4931,12 @@
           </w:p>
           <w:p>
             <w:r>
-              <w:t>​</w:t>
-            </w:r>
-            <w:r>
-              <w:t>Primero, e</w:t>
-            </w:r>
-            <w:r>
-              <w:t>l alcance de los consumidores desde el punto de vista tecnológico.</w:t>
+              <w:t>​Primero, el alcance de los consumidores desde el punto de vista tecnológico.</w:t>
             </w:r>
           </w:p>
           <w:p>
             <w:r>
-              <w:t>​</w:t>
-            </w:r>
-            <w:r>
-              <w:t>Segundo, l</w:t>
-            </w:r>
-            <w:r>
-              <w:t>a experiencia de los clientes potenciales con los productos o servicios</w:t>
-            </w:r>
-            <w:r>
-              <w:t>, e</w:t>
-            </w:r>
-            <w:r>
-              <w:t>n caso de que se trate de clientes tradicionales, en este punto será importante conocer la forma en que los avances tecnológicos pueden contribuir a la creación de productos innovadores que satisfagan las necesidades del cliente.</w:t>
+              <w:t>​Segundo, la experiencia de los clientes potenciales con los productos o servicios, en caso de que se trate de clientes tradicionales, en este punto será importante conocer la forma en que los avances tecnológicos pueden contribuir a la creación de productos innovadores que satisfagan las necesidades del cliente.</w:t>
             </w:r>
           </w:p>
           <w:p>
@@ -5036,6 +5032,7 @@
         </w:rPr>
         <w:t xml:space="preserve">El </w:t>
       </w:r>
+      <w:proofErr w:type="spellStart"/>
       <w:r>
         <w:rPr>
           <w:rStyle w:val="Extranjerismo"/>
@@ -5043,6 +5040,7 @@
         </w:rPr>
         <w:t>cobranding</w:t>
       </w:r>
+      <w:proofErr w:type="spellEnd"/>
       <w:r>
         <w:rPr>
           <w:bCs/>
@@ -5079,6 +5077,7 @@
         </w:rPr>
         <w:t xml:space="preserve">El </w:t>
       </w:r>
+      <w:proofErr w:type="spellStart"/>
       <w:r>
         <w:rPr>
           <w:rStyle w:val="Extranjerismo"/>
@@ -5086,6 +5085,7 @@
         </w:rPr>
         <w:t>cobranding</w:t>
       </w:r>
+      <w:proofErr w:type="spellEnd"/>
       <w:r>
         <w:rPr>
           <w:bCs/>
@@ -5137,6 +5137,7 @@
         </w:rPr>
         <w:t xml:space="preserve">. El </w:t>
       </w:r>
+      <w:proofErr w:type="spellStart"/>
       <w:r>
         <w:rPr>
           <w:rStyle w:val="Extranjerismo"/>
@@ -5144,6 +5145,7 @@
         </w:rPr>
         <w:t>cobranding</w:t>
       </w:r>
+      <w:proofErr w:type="spellEnd"/>
       <w:r>
         <w:rPr>
           <w:bCs/>
@@ -5544,20 +5546,22 @@
                 <w:b/>
                 <w:bCs/>
               </w:rPr>
-              <w:t>Mujer</w:t>
-            </w:r>
+              <w:t>Mujer:</w:t>
+            </w:r>
+            <w:r>
+              <w:t xml:space="preserve"> hay lugares donde uno entra por primera vez... y antes de salir ya tiene ganas de volver. Y muchas veces no es por el producto que fuimos a buscar. Es por la forma como nos hicieron sentir.</w:t>
+            </w:r>
+          </w:p>
+          <w:p>
             <w:r>
               <w:rPr>
                 <w:b/>
                 <w:bCs/>
               </w:rPr>
-              <w:t>:</w:t>
-            </w:r>
-            <w:r>
-              <w:t xml:space="preserve"> h</w:t>
-            </w:r>
-            <w:r>
-              <w:t>ay lugares donde uno entra por primera vez... y antes de salir ya tiene ganas de volver. Y muchas veces no es por el producto que fuimos a buscar. Es por la forma como nos hicieron sentir.</w:t>
+              <w:t>Hombre</w:t>
+            </w:r>
+            <w:r>
+              <w:t>: esa experiencia no ocurre por casualidad. Detrás hay muchas decisiones que el cliente casi nunca percibe. Juntas construyen un recuerdo que permanece incluso después de terminar la compra.</w:t>
             </w:r>
           </w:p>
           <w:p>
@@ -5566,57 +5570,36 @@
                 <w:b/>
                 <w:bCs/>
               </w:rPr>
-              <w:t>Hombre</w:t>
-            </w:r>
-            <w:r>
-              <w:t>: e</w:t>
-            </w:r>
-            <w:r>
-              <w:t>sa experiencia no ocurre por casualidad. Detrás hay muchas decisiones que el cliente casi nunca percibe. Juntas construyen un recuerdo que permanece incluso después de terminar la compra.</w:t>
+              <w:t>Mujer</w:t>
+            </w:r>
+            <w:r>
+              <w:t xml:space="preserve">: en </w:t>
+            </w:r>
+            <w:r>
+              <w:rPr>
+                <w:rStyle w:val="Extranjerismo"/>
+              </w:rPr>
+              <w:t>marketing</w:t>
+            </w:r>
+            <w:r>
+              <w:t xml:space="preserve"> experiencial, todos esos elementos reciben el nombre de proveedores de experiencia. </w:t>
             </w:r>
           </w:p>
           <w:p>
             <w:r>
+              <w:t>Su objetivo es hacer que cada contacto con la marca deje una impresión positiva y fácil de recordar.</w:t>
+            </w:r>
+          </w:p>
+          <w:p>
+            <w:r>
               <w:rPr>
                 <w:b/>
                 <w:bCs/>
               </w:rPr>
-              <w:t>Mujer</w:t>
-            </w:r>
-            <w:r>
-              <w:t>: e</w:t>
-            </w:r>
-            <w:r>
-              <w:t xml:space="preserve">n </w:t>
-            </w:r>
-            <w:r>
-              <w:rPr>
-                <w:rStyle w:val="Extranjerismo"/>
-              </w:rPr>
-              <w:t>marketing</w:t>
-            </w:r>
-            <w:r>
-              <w:t xml:space="preserve"> experiencial, todos esos elementos reciben el nombre de proveedores de experiencia. </w:t>
-            </w:r>
-          </w:p>
-          <w:p>
-            <w:r>
-              <w:t>Su objetivo es hacer que cada contacto con la marca deje una impresión positiva y fácil de recordar.</w:t>
-            </w:r>
-          </w:p>
-          <w:p>
-            <w:r>
-              <w:rPr>
-                <w:b/>
-                <w:bCs/>
-              </w:rPr>
               <w:t>Hombre</w:t>
             </w:r>
             <w:r>
-              <w:t>: l</w:t>
-            </w:r>
-            <w:r>
-              <w:t>a experiencia no depende de un solo momento. Se construye cada vez que el cliente tiene contacto con la marca, desde la primera impresión hasta el servicio que recibe después de la compra.</w:t>
+              <w:t>: la experiencia no depende de un solo momento. Se construye cada vez que el cliente tiene contacto con la marca, desde la primera impresión hasta el servicio que recibe después de la compra.</w:t>
             </w:r>
           </w:p>
           <w:p>
@@ -6019,6 +6002,7 @@
         </w:rPr>
         <w:t>Ejemplo 1. Tienda de ropa (</w:t>
       </w:r>
+      <w:proofErr w:type="spellStart"/>
       <w:r>
         <w:rPr>
           <w:rStyle w:val="Extranjerismo"/>
@@ -6028,6 +6012,7 @@
         </w:rPr>
         <w:t>Retail</w:t>
       </w:r>
+      <w:proofErr w:type="spellEnd"/>
       <w:r>
         <w:rPr>
           <w:b/>
@@ -6565,8 +6550,19 @@
           <w:bCs/>
           <w:lang w:val="es-419" w:eastAsia="es-CO"/>
         </w:rPr>
-        <w:t>E-commerce</w:t>
-      </w:r>
+        <w:t>E-</w:t>
+      </w:r>
+      <w:proofErr w:type="spellStart"/>
+      <w:r>
+        <w:rPr>
+          <w:rStyle w:val="Extranjerismo"/>
+          <w:b/>
+          <w:bCs/>
+          <w:lang w:val="es-419" w:eastAsia="es-CO"/>
+        </w:rPr>
+        <w:t>commerce</w:t>
+      </w:r>
+      <w:proofErr w:type="spellEnd"/>
       <w:r>
         <w:rPr>
           <w:b/>
@@ -8329,7 +8325,21 @@
         <w:rPr>
           <w:lang w:val="es-419" w:eastAsia="es-CO"/>
         </w:rPr>
-        <w:t>Un ejemplo aplicado se encuentra en Universal Studios, donde los visitantes pueden observar espectáculos o participar activamente en atracciones inmersivas, integrando diferentes dimensiones de experiencia.</w:t>
+        <w:t xml:space="preserve">Un ejemplo aplicado se encuentra en Universal </w:t>
+      </w:r>
+      <w:proofErr w:type="spellStart"/>
+      <w:r>
+        <w:rPr>
+          <w:lang w:val="es-419" w:eastAsia="es-CO"/>
+        </w:rPr>
+        <w:t>Studios</w:t>
+      </w:r>
+      <w:proofErr w:type="spellEnd"/>
+      <w:r>
+        <w:rPr>
+          <w:lang w:val="es-419" w:eastAsia="es-CO"/>
+        </w:rPr>
+        <w:t>, donde los visitantes pueden observar espectáculos o participar activamente en atracciones inmersivas, integrando diferentes dimensiones de experiencia.</w:t>
       </w:r>
     </w:p>
     <w:p>
@@ -8917,6 +8927,7 @@
         </w:rPr>
         <w:t xml:space="preserve">Las aplicaciones permiten adaptar los dominios de experiencia a diferentes entornos, como el entretenimiento, el </w:t>
       </w:r>
+      <w:proofErr w:type="spellStart"/>
       <w:r>
         <w:rPr>
           <w:rStyle w:val="Extranjerismo"/>
@@ -8924,6 +8935,7 @@
         </w:rPr>
         <w:t>retail</w:t>
       </w:r>
+      <w:proofErr w:type="spellEnd"/>
       <w:r>
         <w:rPr>
           <w:lang w:val="es-419" w:eastAsia="es-CO"/>
@@ -8962,6 +8974,7 @@
         </w:rPr>
         <w:t xml:space="preserve">Aplicación en </w:t>
       </w:r>
+      <w:proofErr w:type="spellStart"/>
       <w:r>
         <w:rPr>
           <w:rStyle w:val="Extranjerismo"/>
@@ -8971,6 +8984,7 @@
         </w:rPr>
         <w:t>retail</w:t>
       </w:r>
+      <w:proofErr w:type="spellEnd"/>
       <w:r>
         <w:rPr>
           <w:b/>
@@ -9020,6 +9034,7 @@
         <w:lastRenderedPageBreak/>
         <w:t xml:space="preserve">Aplicación en entorno digital (plataforma de </w:t>
       </w:r>
+      <w:proofErr w:type="spellStart"/>
       <w:r>
         <w:rPr>
           <w:rStyle w:val="Extranjerismo"/>
@@ -9029,6 +9044,7 @@
         </w:rPr>
         <w:t>streaming</w:t>
       </w:r>
+      <w:proofErr w:type="spellEnd"/>
       <w:r>
         <w:rPr>
           <w:b/>
@@ -9420,6 +9436,7 @@
         </w:rPr>
         <w:t xml:space="preserve"> transmedia y el </w:t>
       </w:r>
+      <w:proofErr w:type="spellStart"/>
       <w:r>
         <w:rPr>
           <w:rStyle w:val="Extranjerismo"/>
@@ -9427,6 +9444,7 @@
         </w:rPr>
         <w:t>storydoing</w:t>
       </w:r>
+      <w:proofErr w:type="spellEnd"/>
       <w:r>
         <w:rPr>
           <w:lang w:val="es-419" w:eastAsia="es-CO"/>
@@ -9624,6 +9642,7 @@
             <w:pPr>
               <w:pStyle w:val="TextoTablas"/>
             </w:pPr>
+            <w:proofErr w:type="spellStart"/>
             <w:r>
               <w:rPr>
                 <w:rStyle w:val="Extranjerismo"/>
@@ -9631,6 +9650,7 @@
               </w:rPr>
               <w:t>Storydoing</w:t>
             </w:r>
+            <w:proofErr w:type="spellEnd"/>
           </w:p>
         </w:tc>
         <w:tc>
@@ -9644,6 +9664,7 @@
             <w:r>
               <w:t xml:space="preserve">El </w:t>
             </w:r>
+            <w:proofErr w:type="spellStart"/>
             <w:r>
               <w:rPr>
                 <w:rStyle w:val="Extranjerismo"/>
@@ -9651,6 +9672,7 @@
               </w:rPr>
               <w:t>storydoing</w:t>
             </w:r>
+            <w:proofErr w:type="spellEnd"/>
             <w:r>
               <w:t xml:space="preserve"> consiste en hacer que el cliente viva la historia de la marca mediante experiencias directas que generan conexión y recordación significativa.</w:t>
             </w:r>
@@ -12188,20 +12210,22 @@
                 <w:b/>
                 <w:bCs/>
               </w:rPr>
-              <w:t>Mujer</w:t>
-            </w:r>
+              <w:t>Mujer:</w:t>
+            </w:r>
+            <w:r>
+              <w:t xml:space="preserve"> hoy casi todos buscamos información antes de comprar algo. Revisamos una página web, consultamos las redes sociales o escribimos por un canal de atención antes de tomar una decisión.</w:t>
+            </w:r>
+          </w:p>
+          <w:p>
             <w:r>
               <w:rPr>
                 <w:b/>
                 <w:bCs/>
               </w:rPr>
-              <w:t>:</w:t>
-            </w:r>
-            <w:r>
-              <w:t xml:space="preserve"> h</w:t>
-            </w:r>
-            <w:r>
-              <w:t>oy casi todos buscamos información antes de comprar algo. Revisamos una página web, consultamos las redes sociales o escribimos por un canal de atención antes de tomar una decisión.</w:t>
+              <w:t>Hombre:</w:t>
+            </w:r>
+            <w:r>
+              <w:t xml:space="preserve"> una página web, una red social, una aplicación o un chat son algunos de los espacios donde ocurre ese primer contacto. Cada uno influye en la percepción que empezamos a construir sobre una marca.</w:t>
             </w:r>
           </w:p>
           <w:p>
@@ -12210,20 +12234,22 @@
                 <w:b/>
                 <w:bCs/>
               </w:rPr>
-              <w:t>Hombre</w:t>
-            </w:r>
+              <w:t>Mujer</w:t>
+            </w:r>
+            <w:r>
+              <w:t>: las plataformas de interacción con el cliente son herramientas que facilitan la comunicación, fortalecen la relación con los consumidores y ofrecen experiencias más cercanas y personalizadas.</w:t>
+            </w:r>
+          </w:p>
+          <w:p>
             <w:r>
               <w:rPr>
                 <w:b/>
                 <w:bCs/>
               </w:rPr>
-              <w:t>:</w:t>
-            </w:r>
-            <w:r>
-              <w:t xml:space="preserve"> u</w:t>
-            </w:r>
-            <w:r>
-              <w:t>na página web, una red social, una aplicación o un chat son algunos de los espacios donde ocurre ese primer contacto. Cada uno influye en la percepción que empezamos a construir sobre una marca.</w:t>
+              <w:t>Hombre</w:t>
+            </w:r>
+            <w:r>
+              <w:t>: cada plataforma cumple un papel diferente. Algunas ayudan a resolver dudas, otras facilitan las compras y otras permiten mantener una comunicación permanente con la marca.</w:t>
             </w:r>
           </w:p>
           <w:p>
@@ -12232,13 +12258,11 @@
                 <w:b/>
                 <w:bCs/>
               </w:rPr>
+              <w:lastRenderedPageBreak/>
               <w:t>Mujer</w:t>
             </w:r>
             <w:r>
-              <w:t>: l</w:t>
-            </w:r>
-            <w:r>
-              <w:t>as plataformas de interacción con el cliente son herramientas que facilitan la comunicación, fortalecen la relación con los consumidores y ofrecen experiencias más cercanas y personalizadas.</w:t>
+              <w:t>: lo importante no es estar presente en todos los canales, sino utilizar aquellos que realmente respondan a las necesidades del público y ofrezcan una experiencia coherente en cada contacto.</w:t>
             </w:r>
           </w:p>
           <w:p>
@@ -12250,10 +12274,7 @@
               <w:t>Hombre</w:t>
             </w:r>
             <w:r>
-              <w:t>: c</w:t>
-            </w:r>
-            <w:r>
-              <w:t>ada plataforma cumple un papel diferente. Algunas ayudan a resolver dudas, otras facilitan las compras y otras permiten mantener una comunicación permanente con la marca.</w:t>
+              <w:t xml:space="preserve">: además de facilitar la comunicación, estas plataformas ayudan a conocer mejor a los consumidores. Cada interacción aporta información valiosa para comprender sus intereses, identificar oportunidades de mejora y tomar decisiones más acertadas. </w:t>
             </w:r>
           </w:p>
           <w:p>
@@ -12262,134 +12283,78 @@
                 <w:b/>
                 <w:bCs/>
               </w:rPr>
+              <w:t>Mujer</w:t>
+            </w:r>
+            <w:r>
+              <w:t>: esa interacción también permite escuchar al cliente. Sus preguntas, comentarios y opiniones ayudan a identificar necesidades y mejorar continuamente la experiencia que ofrece la organización.</w:t>
+            </w:r>
+          </w:p>
+          <w:p>
+            <w:r>
+              <w:rPr>
+                <w:b/>
+                <w:bCs/>
+              </w:rPr>
+              <w:t>Hombre</w:t>
+            </w:r>
+            <w:r>
+              <w:t>: con ese análisis, las empresas pueden ofrecer contenidos, productos y servicios que responden con mayor precisión a las expectativas de sus clientes.</w:t>
+            </w:r>
+          </w:p>
+          <w:p>
+            <w:r>
+              <w:rPr>
+                <w:b/>
+                <w:bCs/>
+              </w:rPr>
+              <w:t>Mujer</w:t>
+            </w:r>
+            <w:r>
+              <w:t>: por esa razón, las plataformas de interacción ya no son solo canales de comunicación. Hoy hacen parte de la estrategia con la que una organización construye confianza, fortalece el vínculo con sus consumidores y mejora su posicionamiento.</w:t>
+            </w:r>
+          </w:p>
+          <w:p>
+            <w:r>
+              <w:rPr>
+                <w:b/>
+                <w:bCs/>
+              </w:rPr>
+              <w:t>Hombre</w:t>
+            </w:r>
+            <w:r>
+              <w:t>: lo importante es que todos esos canales funcionen de manera integrada. Cuando el cliente recibe el mismo nivel de atención en cualquiera de ellos, la confianza en la marca se fortalece.</w:t>
+            </w:r>
+          </w:p>
+          <w:p>
+            <w:r>
+              <w:rPr>
+                <w:b/>
+                <w:bCs/>
+              </w:rPr>
+              <w:t>Hombre:</w:t>
+            </w:r>
+            <w:r>
+              <w:t xml:space="preserve"> cada mensaje, cada consulta y cada respuesta son una oportunidad para fortalecer la relación con el cliente. La experiencia se construye en esos pequeños momentos.</w:t>
+            </w:r>
+          </w:p>
+          <w:p>
+            <w:r>
+              <w:rPr>
+                <w:b/>
+                <w:bCs/>
+              </w:rPr>
               <w:lastRenderedPageBreak/>
               <w:t>Mujer</w:t>
             </w:r>
             <w:r>
-              <w:t>: l</w:t>
-            </w:r>
-            <w:r>
-              <w:t>o importante no es estar presente en todos los canales, sino utilizar aquellos que realmente respondan a las necesidades del público y ofrezcan una experiencia coherente en cada contacto.</w:t>
-            </w:r>
-          </w:p>
-          <w:p>
-            <w:r>
               <w:rPr>
                 <w:b/>
                 <w:bCs/>
               </w:rPr>
-              <w:t>Hombre</w:t>
-            </w:r>
-            <w:r>
-              <w:t>: a</w:t>
-            </w:r>
-            <w:r>
-              <w:t xml:space="preserve">demás de facilitar la comunicación, estas plataformas ayudan a conocer mejor a los consumidores. Cada interacción aporta información valiosa para comprender sus intereses, identificar oportunidades de mejora y tomar decisiones más acertadas. </w:t>
-            </w:r>
-          </w:p>
-          <w:p>
-            <w:r>
-              <w:rPr>
-                <w:b/>
-                <w:bCs/>
-              </w:rPr>
-              <w:t>Mujer</w:t>
-            </w:r>
-            <w:r>
-              <w:t>: e</w:t>
-            </w:r>
-            <w:r>
-              <w:t>sa interacción también permite escuchar al cliente. Sus preguntas, comentarios y opiniones ayudan a identificar necesidades y mejorar continuamente la experiencia que ofrece la organización.</w:t>
-            </w:r>
-          </w:p>
-          <w:p>
-            <w:r>
-              <w:rPr>
-                <w:b/>
-                <w:bCs/>
-              </w:rPr>
-              <w:t>Hombre</w:t>
-            </w:r>
-            <w:r>
-              <w:t>: c</w:t>
-            </w:r>
-            <w:r>
-              <w:t>on ese análisis, las empresas pueden ofrecer contenidos, productos y servicios que responden con mayor precisión a las expectativas de sus clientes.</w:t>
-            </w:r>
-          </w:p>
-          <w:p>
-            <w:r>
-              <w:rPr>
-                <w:b/>
-                <w:bCs/>
-              </w:rPr>
-              <w:t>Mujer</w:t>
-            </w:r>
-            <w:r>
-              <w:t>: p</w:t>
-            </w:r>
-            <w:r>
-              <w:t>or esa razón, las plataformas de interacción ya no son solo canales de comunicación. Hoy hacen parte de la estrategia con la que una organización construye confianza, fortalece el vínculo con sus consumidores y mejora su posicionamiento.</w:t>
-            </w:r>
-          </w:p>
-          <w:p>
-            <w:r>
-              <w:rPr>
-                <w:b/>
-                <w:bCs/>
-              </w:rPr>
-              <w:t>Hombre</w:t>
-            </w:r>
-            <w:r>
-              <w:t>: l</w:t>
-            </w:r>
-            <w:r>
-              <w:t>o importante es que todos esos canales funcionen de manera integrada. Cuando el cliente recibe el mismo nivel de atención en cualquiera de ellos, la confianza en la marca se fortalece.</w:t>
-            </w:r>
-          </w:p>
-          <w:p>
-            <w:r>
-              <w:rPr>
-                <w:b/>
-                <w:bCs/>
-              </w:rPr>
-              <w:t>Hombre</w:t>
-            </w:r>
-            <w:r>
-              <w:rPr>
-                <w:b/>
-                <w:bCs/>
-              </w:rPr>
-              <w:t>:</w:t>
-            </w:r>
-            <w:r>
-              <w:t xml:space="preserve"> c</w:t>
-            </w:r>
-            <w:r>
-              <w:t>ada mensaje, cada consulta y cada respuesta son una oportunidad para fortalecer la relación con el cliente. La experiencia se construye en esos pequeños momentos.</w:t>
-            </w:r>
-          </w:p>
-          <w:p>
-            <w:r>
-              <w:rPr>
-                <w:b/>
-                <w:bCs/>
-              </w:rPr>
-              <w:lastRenderedPageBreak/>
-              <w:t>Mujer</w:t>
-            </w:r>
-            <w:r>
-              <w:rPr>
-                <w:b/>
-                <w:bCs/>
-              </w:rPr>
               <w:tab/>
             </w:r>
             <w:r>
-              <w:t>: p</w:t>
-            </w:r>
-            <w:r>
-              <w:t>or eso, elegir las plataformas adecuadas y gestionarlas correctamente permite crear relaciones más sólidas, mejorar la percepción de la marca y ofrecer experiencias que las personas realmente valoran.</w:t>
+              <w:t>: por eso, elegir las plataformas adecuadas y gestionarlas correctamente permite crear relaciones más sólidas, mejorar la percepción de la marca y ofrecer experiencias que las personas realmente valoran.</w:t>
             </w:r>
           </w:p>
         </w:tc>
@@ -13692,8 +13657,13 @@
             <w:pPr>
               <w:pStyle w:val="TextoTablas"/>
             </w:pPr>
-            <w:r>
-              <w:t>Karine Isabel Ospino Fritz</w:t>
+            <w:proofErr w:type="spellStart"/>
+            <w:r>
+              <w:t>Karine</w:t>
+            </w:r>
+            <w:proofErr w:type="spellEnd"/>
+            <w:r>
+              <w:t xml:space="preserve"> Isabel Ospino Fritz</w:t>
             </w:r>
           </w:p>
         </w:tc>
@@ -13750,7 +13720,7 @@
 </file>
 
 <file path=word/endnotes.xml><?xml version="1.0" encoding="utf-8"?>
-<w:endnotes xmlns:wpc="http://schemas.microsoft.com/office/word/2010/wordprocessingCanvas" xmlns:cx="http://schemas.microsoft.com/office/drawing/2014/chartex" xmlns:cx1="http://schemas.microsoft.com/office/drawing/2015/9/8/chartex" xmlns:cx2="http://schemas.microsoft.com/office/drawing/2015/10/21/chartex" xmlns:cx3="http://schemas.microsoft.com/office/drawing/2016/5/9/chartex" xmlns:cx4="http://schemas.microsoft.com/office/drawing/2016/5/10/chartex" xmlns:cx5="http://schemas.microsoft.com/office/drawing/2016/5/11/chartex" xmlns:cx6="http://schemas.microsoft.com/office/drawing/2016/5/12/chartex" xmlns:cx7="http://schemas.microsoft.com/office/drawing/2016/5/13/chartex" xmlns:cx8="http://schemas.microsoft.com/office/drawing/2016/5/14/chartex" xmlns:mc="http://schemas.openxmlformats.org/markup-compatibility/2006" xmlns:aink="http://schemas.microsoft.com/office/drawing/2016/ink" xmlns:am3d="http://schemas.microsoft.com/office/drawing/2017/model3d" xmlns:o="urn:schemas-microsoft-com:office:office" xmlns:r="http://schemas.openxmlformats.org/officeDocument/2006/relationships" xmlns:m="http://schemas.openxmlformats.org/officeDocument/2006/math" xmlns:v="urn:schemas-microsoft-com:vml" xmlns:wp14="http://schemas.microsoft.com/office/word/2010/wordprocessingDrawing" xmlns:wp="http://schemas.openxmlformats.org/drawingml/2006/wordprocessingDrawing" xmlns:w10="urn:schemas-microsoft-com:office:word" xmlns:w="http://schemas.openxmlformats.org/wordprocessingml/2006/main" xmlns:w14="http://schemas.microsoft.com/office/word/2010/wordml" xmlns:w15="http://schemas.microsoft.com/office/word/2012/wordml" xmlns:w16cex="http://schemas.microsoft.com/office/word/2018/wordml/cex" xmlns:w16cid="http://schemas.microsoft.com/office/word/2016/wordml/cid" xmlns:w16="http://schemas.microsoft.com/office/word/2018/wordml" xmlns:w16sdtdh="http://schemas.microsoft.com/office/word/2020/wordml/sdtdatahash" xmlns:w16se="http://schemas.microsoft.com/office/word/2015/wordml/symex" xmlns:wpg="http://schemas.microsoft.com/office/word/2010/wordprocessingGroup" xmlns:wpi="http://schemas.microsoft.com/office/word/2010/wordprocessingInk" xmlns:wne="http://schemas.microsoft.com/office/word/2006/wordml" xmlns:wps="http://schemas.microsoft.com/office/word/2010/wordprocessingShape" mc:Ignorable="w14 w15 w16se w16cid w16 w16cex w16sdtdh wp14">
+<w:endnotes xmlns:wpc="http://schemas.microsoft.com/office/word/2010/wordprocessingCanvas" xmlns:cx="http://schemas.microsoft.com/office/drawing/2014/chartex" xmlns:cx1="http://schemas.microsoft.com/office/drawing/2015/9/8/chartex" xmlns:cx2="http://schemas.microsoft.com/office/drawing/2015/10/21/chartex" xmlns:cx3="http://schemas.microsoft.com/office/drawing/2016/5/9/chartex" xmlns:cx4="http://schemas.microsoft.com/office/drawing/2016/5/10/chartex" xmlns:cx5="http://schemas.microsoft.com/office/drawing/2016/5/11/chartex" xmlns:cx6="http://schemas.microsoft.com/office/drawing/2016/5/12/chartex" xmlns:cx7="http://schemas.microsoft.com/office/drawing/2016/5/13/chartex" xmlns:cx8="http://schemas.microsoft.com/office/drawing/2016/5/14/chartex" xmlns:mc="http://schemas.openxmlformats.org/markup-compatibility/2006" xmlns:aink="http://schemas.microsoft.com/office/drawing/2016/ink" xmlns:am3d="http://schemas.microsoft.com/office/drawing/2017/model3d" xmlns:o="urn:schemas-microsoft-com:office:office" xmlns:r="http://schemas.openxmlformats.org/officeDocument/2006/relationships" xmlns:m="http://schemas.openxmlformats.org/officeDocument/2006/math" xmlns:v="urn:schemas-microsoft-com:vml" xmlns:wp14="http://schemas.microsoft.com/office/word/2010/wordprocessingDrawing" xmlns:wp="http://schemas.openxmlformats.org/drawingml/2006/wordprocessingDrawing" xmlns:w10="urn:schemas-microsoft-com:office:word" xmlns:w="http://schemas.openxmlformats.org/wordprocessingml/2006/main" xmlns:w14="http://schemas.microsoft.com/office/word/2010/wordml" xmlns:w15="http://schemas.microsoft.com/office/word/2012/wordml" xmlns:w16cex="http://schemas.microsoft.com/office/word/2018/wordml/cex" xmlns:w16cid="http://schemas.microsoft.com/office/word/2016/wordml/cid" xmlns:w16="http://schemas.microsoft.com/office/word/2018/wordml" xmlns:w16se="http://schemas.microsoft.com/office/word/2015/wordml/symex" xmlns:wpg="http://schemas.microsoft.com/office/word/2010/wordprocessingGroup" xmlns:wpi="http://schemas.microsoft.com/office/word/2010/wordprocessingInk" xmlns:wne="http://schemas.microsoft.com/office/word/2006/wordml" xmlns:wps="http://schemas.microsoft.com/office/word/2010/wordprocessingShape" mc:Ignorable="w14 w15 w16se w16cid w16 w16cex wp14">
   <w:endnote w:type="separator" w:id="-1">
     <w:p>
       <w:pPr>
@@ -13775,7 +13745,7 @@
 </file>
 
 <file path=word/footer1.xml><?xml version="1.0" encoding="utf-8"?>
-<w:ftr xmlns:wpc="http://schemas.microsoft.com/office/word/2010/wordprocessingCanvas" xmlns:cx="http://schemas.microsoft.com/office/drawing/2014/chartex" xmlns:cx1="http://schemas.microsoft.com/office/drawing/2015/9/8/chartex" xmlns:cx2="http://schemas.microsoft.com/office/drawing/2015/10/21/chartex" xmlns:cx3="http://schemas.microsoft.com/office/drawing/2016/5/9/chartex" xmlns:cx4="http://schemas.microsoft.com/office/drawing/2016/5/10/chartex" xmlns:cx5="http://schemas.microsoft.com/office/drawing/2016/5/11/chartex" xmlns:cx6="http://schemas.microsoft.com/office/drawing/2016/5/12/chartex" xmlns:cx7="http://schemas.microsoft.com/office/drawing/2016/5/13/chartex" xmlns:cx8="http://schemas.microsoft.com/office/drawing/2016/5/14/chartex" xmlns:mc="http://schemas.openxmlformats.org/markup-compatibility/2006" xmlns:aink="http://schemas.microsoft.com/office/drawing/2016/ink" xmlns:am3d="http://schemas.microsoft.com/office/drawing/2017/model3d" xmlns:o="urn:schemas-microsoft-com:office:office" xmlns:r="http://schemas.openxmlformats.org/officeDocument/2006/relationships" xmlns:m="http://schemas.openxmlformats.org/officeDocument/2006/math" xmlns:v="urn:schemas-microsoft-com:vml" xmlns:wp14="http://schemas.microsoft.com/office/word/2010/wordprocessingDrawing" xmlns:wp="http://schemas.openxmlformats.org/drawingml/2006/wordprocessingDrawing" xmlns:w10="urn:schemas-microsoft-com:office:word" xmlns:w="http://schemas.openxmlformats.org/wordprocessingml/2006/main" xmlns:w14="http://schemas.microsoft.com/office/word/2010/wordml" xmlns:w15="http://schemas.microsoft.com/office/word/2012/wordml" xmlns:w16cex="http://schemas.microsoft.com/office/word/2018/wordml/cex" xmlns:w16cid="http://schemas.microsoft.com/office/word/2016/wordml/cid" xmlns:w16="http://schemas.microsoft.com/office/word/2018/wordml" xmlns:w16sdtdh="http://schemas.microsoft.com/office/word/2020/wordml/sdtdatahash" xmlns:w16se="http://schemas.microsoft.com/office/word/2015/wordml/symex" xmlns:wpg="http://schemas.microsoft.com/office/word/2010/wordprocessingGroup" xmlns:wpi="http://schemas.microsoft.com/office/word/2010/wordprocessingInk" xmlns:wne="http://schemas.microsoft.com/office/word/2006/wordml" xmlns:wps="http://schemas.microsoft.com/office/word/2010/wordprocessingShape" mc:Ignorable="w14 w15 w16se w16cid w16 w16cex w16sdtdh wp14">
+<w:ftr xmlns:wpc="http://schemas.microsoft.com/office/word/2010/wordprocessingCanvas" xmlns:cx="http://schemas.microsoft.com/office/drawing/2014/chartex" xmlns:cx1="http://schemas.microsoft.com/office/drawing/2015/9/8/chartex" xmlns:cx2="http://schemas.microsoft.com/office/drawing/2015/10/21/chartex" xmlns:cx3="http://schemas.microsoft.com/office/drawing/2016/5/9/chartex" xmlns:cx4="http://schemas.microsoft.com/office/drawing/2016/5/10/chartex" xmlns:cx5="http://schemas.microsoft.com/office/drawing/2016/5/11/chartex" xmlns:cx6="http://schemas.microsoft.com/office/drawing/2016/5/12/chartex" xmlns:cx7="http://schemas.microsoft.com/office/drawing/2016/5/13/chartex" xmlns:cx8="http://schemas.microsoft.com/office/drawing/2016/5/14/chartex" xmlns:mc="http://schemas.openxmlformats.org/markup-compatibility/2006" xmlns:aink="http://schemas.microsoft.com/office/drawing/2016/ink" xmlns:am3d="http://schemas.microsoft.com/office/drawing/2017/model3d" xmlns:o="urn:schemas-microsoft-com:office:office" xmlns:r="http://schemas.openxmlformats.org/officeDocument/2006/relationships" xmlns:m="http://schemas.openxmlformats.org/officeDocument/2006/math" xmlns:v="urn:schemas-microsoft-com:vml" xmlns:wp14="http://schemas.microsoft.com/office/word/2010/wordprocessingDrawing" xmlns:wp="http://schemas.openxmlformats.org/drawingml/2006/wordprocessingDrawing" xmlns:w10="urn:schemas-microsoft-com:office:word" xmlns:w="http://schemas.openxmlformats.org/wordprocessingml/2006/main" xmlns:w14="http://schemas.microsoft.com/office/word/2010/wordml" xmlns:w15="http://schemas.microsoft.com/office/word/2012/wordml" xmlns:w16cex="http://schemas.microsoft.com/office/word/2018/wordml/cex" xmlns:w16cid="http://schemas.microsoft.com/office/word/2016/wordml/cid" xmlns:w16="http://schemas.microsoft.com/office/word/2018/wordml" xmlns:w16se="http://schemas.microsoft.com/office/word/2015/wordml/symex" xmlns:wpg="http://schemas.microsoft.com/office/word/2010/wordprocessingGroup" xmlns:wpi="http://schemas.microsoft.com/office/word/2010/wordprocessingInk" xmlns:wne="http://schemas.microsoft.com/office/word/2006/wordml" xmlns:wps="http://schemas.microsoft.com/office/word/2010/wordprocessingShape" mc:Ignorable="w14 w15 w16se w16cid w16 w16cex wp14">
   <w:sdt>
     <w:sdtPr>
       <w:id w:val="-1465197936"/>
@@ -13821,7 +13791,7 @@
 </file>
 
 <file path=word/footnotes.xml><?xml version="1.0" encoding="utf-8"?>
-<w:footnotes xmlns:wpc="http://schemas.microsoft.com/office/word/2010/wordprocessingCanvas" xmlns:cx="http://schemas.microsoft.com/office/drawing/2014/chartex" xmlns:cx1="http://schemas.microsoft.com/office/drawing/2015/9/8/chartex" xmlns:cx2="http://schemas.microsoft.com/office/drawing/2015/10/21/chartex" xmlns:cx3="http://schemas.microsoft.com/office/drawing/2016/5/9/chartex" xmlns:cx4="http://schemas.microsoft.com/office/drawing/2016/5/10/chartex" xmlns:cx5="http://schemas.microsoft.com/office/drawing/2016/5/11/chartex" xmlns:cx6="http://schemas.microsoft.com/office/drawing/2016/5/12/chartex" xmlns:cx7="http://schemas.microsoft.com/office/drawing/2016/5/13/chartex" xmlns:cx8="http://schemas.microsoft.com/office/drawing/2016/5/14/chartex" xmlns:mc="http://schemas.openxmlformats.org/markup-compatibility/2006" xmlns:aink="http://schemas.microsoft.com/office/drawing/2016/ink" xmlns:am3d="http://schemas.microsoft.com/office/drawing/2017/model3d" xmlns:o="urn:schemas-microsoft-com:office:office" xmlns:r="http://schemas.openxmlformats.org/officeDocument/2006/relationships" xmlns:m="http://schemas.openxmlformats.org/officeDocument/2006/math" xmlns:v="urn:schemas-microsoft-com:vml" xmlns:wp14="http://schemas.microsoft.com/office/word/2010/wordprocessingDrawing" xmlns:wp="http://schemas.openxmlformats.org/drawingml/2006/wordprocessingDrawing" xmlns:w10="urn:schemas-microsoft-com:office:word" xmlns:w="http://schemas.openxmlformats.org/wordprocessingml/2006/main" xmlns:w14="http://schemas.microsoft.com/office/word/2010/wordml" xmlns:w15="http://schemas.microsoft.com/office/word/2012/wordml" xmlns:w16cex="http://schemas.microsoft.com/office/word/2018/wordml/cex" xmlns:w16cid="http://schemas.microsoft.com/office/word/2016/wordml/cid" xmlns:w16="http://schemas.microsoft.com/office/word/2018/wordml" xmlns:w16sdtdh="http://schemas.microsoft.com/office/word/2020/wordml/sdtdatahash" xmlns:w16se="http://schemas.microsoft.com/office/word/2015/wordml/symex" xmlns:wpg="http://schemas.microsoft.com/office/word/2010/wordprocessingGroup" xmlns:wpi="http://schemas.microsoft.com/office/word/2010/wordprocessingInk" xmlns:wne="http://schemas.microsoft.com/office/word/2006/wordml" xmlns:wps="http://schemas.microsoft.com/office/word/2010/wordprocessingShape" mc:Ignorable="w14 w15 w16se w16cid w16 w16cex w16sdtdh wp14">
+<w:footnotes xmlns:wpc="http://schemas.microsoft.com/office/word/2010/wordprocessingCanvas" xmlns:cx="http://schemas.microsoft.com/office/drawing/2014/chartex" xmlns:cx1="http://schemas.microsoft.com/office/drawing/2015/9/8/chartex" xmlns:cx2="http://schemas.microsoft.com/office/drawing/2015/10/21/chartex" xmlns:cx3="http://schemas.microsoft.com/office/drawing/2016/5/9/chartex" xmlns:cx4="http://schemas.microsoft.com/office/drawing/2016/5/10/chartex" xmlns:cx5="http://schemas.microsoft.com/office/drawing/2016/5/11/chartex" xmlns:cx6="http://schemas.microsoft.com/office/drawing/2016/5/12/chartex" xmlns:cx7="http://schemas.microsoft.com/office/drawing/2016/5/13/chartex" xmlns:cx8="http://schemas.microsoft.com/office/drawing/2016/5/14/chartex" xmlns:mc="http://schemas.openxmlformats.org/markup-compatibility/2006" xmlns:aink="http://schemas.microsoft.com/office/drawing/2016/ink" xmlns:am3d="http://schemas.microsoft.com/office/drawing/2017/model3d" xmlns:o="urn:schemas-microsoft-com:office:office" xmlns:r="http://schemas.openxmlformats.org/officeDocument/2006/relationships" xmlns:m="http://schemas.openxmlformats.org/officeDocument/2006/math" xmlns:v="urn:schemas-microsoft-com:vml" xmlns:wp14="http://schemas.microsoft.com/office/word/2010/wordprocessingDrawing" xmlns:wp="http://schemas.openxmlformats.org/drawingml/2006/wordprocessingDrawing" xmlns:w10="urn:schemas-microsoft-com:office:word" xmlns:w="http://schemas.openxmlformats.org/wordprocessingml/2006/main" xmlns:w14="http://schemas.microsoft.com/office/word/2010/wordml" xmlns:w15="http://schemas.microsoft.com/office/word/2012/wordml" xmlns:w16cex="http://schemas.microsoft.com/office/word/2018/wordml/cex" xmlns:w16cid="http://schemas.microsoft.com/office/word/2016/wordml/cid" xmlns:w16="http://schemas.microsoft.com/office/word/2018/wordml" xmlns:w16se="http://schemas.microsoft.com/office/word/2015/wordml/symex" xmlns:wpg="http://schemas.microsoft.com/office/word/2010/wordprocessingGroup" xmlns:wpi="http://schemas.microsoft.com/office/word/2010/wordprocessingInk" xmlns:wne="http://schemas.microsoft.com/office/word/2006/wordml" xmlns:wps="http://schemas.microsoft.com/office/word/2010/wordprocessingShape" mc:Ignorable="w14 w15 w16se w16cid w16 w16cex wp14">
   <w:footnote w:type="separator" w:id="-1">
     <w:p>
       <w:pPr>
@@ -13846,7 +13816,7 @@
 </file>
 
 <file path=word/header1.xml><?xml version="1.0" encoding="utf-8"?>
-<w:hdr xmlns:wpc="http://schemas.microsoft.com/office/word/2010/wordprocessingCanvas" xmlns:cx="http://schemas.microsoft.com/office/drawing/2014/chartex" xmlns:cx1="http://schemas.microsoft.com/office/drawing/2015/9/8/chartex" xmlns:cx2="http://schemas.microsoft.com/office/drawing/2015/10/21/chartex" xmlns:cx3="http://schemas.microsoft.com/office/drawing/2016/5/9/chartex" xmlns:cx4="http://schemas.microsoft.com/office/drawing/2016/5/10/chartex" xmlns:cx5="http://schemas.microsoft.com/office/drawing/2016/5/11/chartex" xmlns:cx6="http://schemas.microsoft.com/office/drawing/2016/5/12/chartex" xmlns:cx7="http://schemas.microsoft.com/office/drawing/2016/5/13/chartex" xmlns:cx8="http://schemas.microsoft.com/office/drawing/2016/5/14/chartex" xmlns:mc="http://schemas.openxmlformats.org/markup-compatibility/2006" xmlns:aink="http://schemas.microsoft.com/office/drawing/2016/ink" xmlns:am3d="http://schemas.microsoft.com/office/drawing/2017/model3d" xmlns:o="urn:schemas-microsoft-com:office:office" xmlns:r="http://schemas.openxmlformats.org/officeDocument/2006/relationships" xmlns:m="http://schemas.openxmlformats.org/officeDocument/2006/math" xmlns:v="urn:schemas-microsoft-com:vml" xmlns:wp14="http://schemas.microsoft.com/office/word/2010/wordprocessingDrawing" xmlns:wp="http://schemas.openxmlformats.org/drawingml/2006/wordprocessingDrawing" xmlns:w10="urn:schemas-microsoft-com:office:word" xmlns:w="http://schemas.openxmlformats.org/wordprocessingml/2006/main" xmlns:w14="http://schemas.microsoft.com/office/word/2010/wordml" xmlns:w15="http://schemas.microsoft.com/office/word/2012/wordml" xmlns:w16cex="http://schemas.microsoft.com/office/word/2018/wordml/cex" xmlns:w16cid="http://schemas.microsoft.com/office/word/2016/wordml/cid" xmlns:w16="http://schemas.microsoft.com/office/word/2018/wordml" xmlns:w16sdtdh="http://schemas.microsoft.com/office/word/2020/wordml/sdtdatahash" xmlns:w16se="http://schemas.microsoft.com/office/word/2015/wordml/symex" xmlns:wpg="http://schemas.microsoft.com/office/word/2010/wordprocessingGroup" xmlns:wpi="http://schemas.microsoft.com/office/word/2010/wordprocessingInk" xmlns:wne="http://schemas.microsoft.com/office/word/2006/wordml" xmlns:wps="http://schemas.microsoft.com/office/word/2010/wordprocessingShape" mc:Ignorable="w14 w15 w16se w16cid w16 w16cex w16sdtdh wp14">
+<w:hdr xmlns:wpc="http://schemas.microsoft.com/office/word/2010/wordprocessingCanvas" xmlns:cx="http://schemas.microsoft.com/office/drawing/2014/chartex" xmlns:cx1="http://schemas.microsoft.com/office/drawing/2015/9/8/chartex" xmlns:cx2="http://schemas.microsoft.com/office/drawing/2015/10/21/chartex" xmlns:cx3="http://schemas.microsoft.com/office/drawing/2016/5/9/chartex" xmlns:cx4="http://schemas.microsoft.com/office/drawing/2016/5/10/chartex" xmlns:cx5="http://schemas.microsoft.com/office/drawing/2016/5/11/chartex" xmlns:cx6="http://schemas.microsoft.com/office/drawing/2016/5/12/chartex" xmlns:cx7="http://schemas.microsoft.com/office/drawing/2016/5/13/chartex" xmlns:cx8="http://schemas.microsoft.com/office/drawing/2016/5/14/chartex" xmlns:mc="http://schemas.openxmlformats.org/markup-compatibility/2006" xmlns:aink="http://schemas.microsoft.com/office/drawing/2016/ink" xmlns:am3d="http://schemas.microsoft.com/office/drawing/2017/model3d" xmlns:o="urn:schemas-microsoft-com:office:office" xmlns:r="http://schemas.openxmlformats.org/officeDocument/2006/relationships" xmlns:m="http://schemas.openxmlformats.org/officeDocument/2006/math" xmlns:v="urn:schemas-microsoft-com:vml" xmlns:wp14="http://schemas.microsoft.com/office/word/2010/wordprocessingDrawing" xmlns:wp="http://schemas.openxmlformats.org/drawingml/2006/wordprocessingDrawing" xmlns:w10="urn:schemas-microsoft-com:office:word" xmlns:w="http://schemas.openxmlformats.org/wordprocessingml/2006/main" xmlns:w14="http://schemas.microsoft.com/office/word/2010/wordml" xmlns:w15="http://schemas.microsoft.com/office/word/2012/wordml" xmlns:w16cex="http://schemas.microsoft.com/office/word/2018/wordml/cex" xmlns:w16cid="http://schemas.microsoft.com/office/word/2016/wordml/cid" xmlns:w16="http://schemas.microsoft.com/office/word/2018/wordml" xmlns:w16se="http://schemas.microsoft.com/office/word/2015/wordml/symex" xmlns:wpg="http://schemas.microsoft.com/office/word/2010/wordprocessingGroup" xmlns:wpi="http://schemas.microsoft.com/office/word/2010/wordprocessingInk" xmlns:wne="http://schemas.microsoft.com/office/word/2006/wordml" xmlns:wps="http://schemas.microsoft.com/office/word/2010/wordprocessingShape" mc:Ignorable="w14 w15 w16se w16cid w16 w16cex wp14">
   <w:p>
     <w:pPr>
       <w:pStyle w:val="Encabezado"/>
@@ -13931,7 +13901,7 @@
 </file>
 
 <file path=word/numbering.xml><?xml version="1.0" encoding="utf-8"?>
-<w:numbering xmlns:wpc="http://schemas.microsoft.com/office/word/2010/wordprocessingCanvas" xmlns:cx="http://schemas.microsoft.com/office/drawing/2014/chartex" xmlns:cx1="http://schemas.microsoft.com/office/drawing/2015/9/8/chartex" xmlns:cx2="http://schemas.microsoft.com/office/drawing/2015/10/21/chartex" xmlns:cx3="http://schemas.microsoft.com/office/drawing/2016/5/9/chartex" xmlns:cx4="http://schemas.microsoft.com/office/drawing/2016/5/10/chartex" xmlns:cx5="http://schemas.microsoft.com/office/drawing/2016/5/11/chartex" xmlns:cx6="http://schemas.microsoft.com/office/drawing/2016/5/12/chartex" xmlns:cx7="http://schemas.microsoft.com/office/drawing/2016/5/13/chartex" xmlns:cx8="http://schemas.microsoft.com/office/drawing/2016/5/14/chartex" xmlns:mc="http://schemas.openxmlformats.org/markup-compatibility/2006" xmlns:aink="http://schemas.microsoft.com/office/drawing/2016/ink" xmlns:am3d="http://schemas.microsoft.com/office/drawing/2017/model3d" xmlns:o="urn:schemas-microsoft-com:office:office" xmlns:r="http://schemas.openxmlformats.org/officeDocument/2006/relationships" xmlns:m="http://schemas.openxmlformats.org/officeDocument/2006/math" xmlns:v="urn:schemas-microsoft-com:vml" xmlns:wp14="http://schemas.microsoft.com/office/word/2010/wordprocessingDrawing" xmlns:wp="http://schemas.openxmlformats.org/drawingml/2006/wordprocessingDrawing" xmlns:w10="urn:schemas-microsoft-com:office:word" xmlns:w="http://schemas.openxmlformats.org/wordprocessingml/2006/main" xmlns:w14="http://schemas.microsoft.com/office/word/2010/wordml" xmlns:w15="http://schemas.microsoft.com/office/word/2012/wordml" xmlns:w16cex="http://schemas.microsoft.com/office/word/2018/wordml/cex" xmlns:w16cid="http://schemas.microsoft.com/office/word/2016/wordml/cid" xmlns:w16="http://schemas.microsoft.com/office/word/2018/wordml" xmlns:w16sdtdh="http://schemas.microsoft.com/office/word/2020/wordml/sdtdatahash" xmlns:w16se="http://schemas.microsoft.com/office/word/2015/wordml/symex" xmlns:wpg="http://schemas.microsoft.com/office/word/2010/wordprocessingGroup" xmlns:wpi="http://schemas.microsoft.com/office/word/2010/wordprocessingInk" xmlns:wne="http://schemas.microsoft.com/office/word/2006/wordml" xmlns:wps="http://schemas.microsoft.com/office/word/2010/wordprocessingShape" mc:Ignorable="w14 w15 w16se w16cid w16 w16cex w16sdtdh wp14">
+<w:numbering xmlns:wpc="http://schemas.microsoft.com/office/word/2010/wordprocessingCanvas" xmlns:cx="http://schemas.microsoft.com/office/drawing/2014/chartex" xmlns:cx1="http://schemas.microsoft.com/office/drawing/2015/9/8/chartex" xmlns:cx2="http://schemas.microsoft.com/office/drawing/2015/10/21/chartex" xmlns:cx3="http://schemas.microsoft.com/office/drawing/2016/5/9/chartex" xmlns:cx4="http://schemas.microsoft.com/office/drawing/2016/5/10/chartex" xmlns:cx5="http://schemas.microsoft.com/office/drawing/2016/5/11/chartex" xmlns:cx6="http://schemas.microsoft.com/office/drawing/2016/5/12/chartex" xmlns:cx7="http://schemas.microsoft.com/office/drawing/2016/5/13/chartex" xmlns:cx8="http://schemas.microsoft.com/office/drawing/2016/5/14/chartex" xmlns:mc="http://schemas.openxmlformats.org/markup-compatibility/2006" xmlns:aink="http://schemas.microsoft.com/office/drawing/2016/ink" xmlns:am3d="http://schemas.microsoft.com/office/drawing/2017/model3d" xmlns:o="urn:schemas-microsoft-com:office:office" xmlns:r="http://schemas.openxmlformats.org/officeDocument/2006/relationships" xmlns:m="http://schemas.openxmlformats.org/officeDocument/2006/math" xmlns:v="urn:schemas-microsoft-com:vml" xmlns:wp14="http://schemas.microsoft.com/office/word/2010/wordprocessingDrawing" xmlns:wp="http://schemas.openxmlformats.org/drawingml/2006/wordprocessingDrawing" xmlns:w10="urn:schemas-microsoft-com:office:word" xmlns:w="http://schemas.openxmlformats.org/wordprocessingml/2006/main" xmlns:w14="http://schemas.microsoft.com/office/word/2010/wordml" xmlns:w15="http://schemas.microsoft.com/office/word/2012/wordml" xmlns:w16cex="http://schemas.microsoft.com/office/word/2018/wordml/cex" xmlns:w16cid="http://schemas.microsoft.com/office/word/2016/wordml/cid" xmlns:w16="http://schemas.microsoft.com/office/word/2018/wordml" xmlns:w16se="http://schemas.microsoft.com/office/word/2015/wordml/symex" xmlns:wpg="http://schemas.microsoft.com/office/word/2010/wordprocessingGroup" xmlns:wpi="http://schemas.microsoft.com/office/word/2010/wordprocessingInk" xmlns:wne="http://schemas.microsoft.com/office/word/2006/wordml" xmlns:wps="http://schemas.microsoft.com/office/word/2010/wordprocessingShape" mc:Ignorable="w14 w15 w16se w16cid w16 w16cex wp14">
   <w:abstractNum w:abstractNumId="0" w15:restartNumberingAfterBreak="0">
     <w:nsid w:val="FFFFFF89"/>
     <w:multiLevelType w:val="singleLevel"/>
@@ -19489,7 +19459,7 @@
 </file>
 
 <file path=word/styles.xml><?xml version="1.0" encoding="utf-8"?>
-<w:styles xmlns:mc="http://schemas.openxmlformats.org/markup-compatibility/2006" xmlns:r="http://schemas.openxmlformats.org/officeDocument/2006/relationships" xmlns:w="http://schemas.openxmlformats.org/wordprocessingml/2006/main" xmlns:w14="http://schemas.microsoft.com/office/word/2010/wordml" xmlns:w15="http://schemas.microsoft.com/office/word/2012/wordml" xmlns:w16cex="http://schemas.microsoft.com/office/word/2018/wordml/cex" xmlns:w16cid="http://schemas.microsoft.com/office/word/2016/wordml/cid" xmlns:w16="http://schemas.microsoft.com/office/word/2018/wordml" xmlns:w16sdtdh="http://schemas.microsoft.com/office/word/2020/wordml/sdtdatahash" xmlns:w16se="http://schemas.microsoft.com/office/word/2015/wordml/symex" mc:Ignorable="w14 w15 w16se w16cid w16 w16cex w16sdtdh">
+<w:styles xmlns:mc="http://schemas.openxmlformats.org/markup-compatibility/2006" xmlns:r="http://schemas.openxmlformats.org/officeDocument/2006/relationships" xmlns:w="http://schemas.openxmlformats.org/wordprocessingml/2006/main" xmlns:w14="http://schemas.microsoft.com/office/word/2010/wordml" xmlns:w15="http://schemas.microsoft.com/office/word/2012/wordml" xmlns:w16cex="http://schemas.microsoft.com/office/word/2018/wordml/cex" xmlns:w16cid="http://schemas.microsoft.com/office/word/2016/wordml/cid" xmlns:w16="http://schemas.microsoft.com/office/word/2018/wordml" xmlns:w16se="http://schemas.microsoft.com/office/word/2015/wordml/symex" mc:Ignorable="w14 w15 w16se w16cid w16 w16cex">
   <w:docDefaults>
     <w:rPrDefault>
       <w:rPr>
@@ -21446,7 +21416,12 @@
 </file>
 
 <file path=customXml/item2.xml><?xml version="1.0" encoding="utf-8"?>
-<b:Sources xmlns:b="http://schemas.openxmlformats.org/officeDocument/2006/bibliography" xmlns="http://schemas.openxmlformats.org/officeDocument/2006/bibliography" SelectedStyle="\APASixthEditionOfficeOnline.xsl" StyleName="APA" Version="6"/>
+<?mso-contentType ?>
+<FormTemplates xmlns="http://schemas.microsoft.com/sharepoint/v3/contenttype/forms">
+  <Display>DocumentLibraryForm</Display>
+  <Edit>DocumentLibraryForm</Edit>
+  <New>DocumentLibraryForm</New>
+</FormTemplates>
 </file>
 
 <file path=customXml/item3.xml><?xml version="1.0" encoding="utf-8"?>
@@ -21461,12 +21436,7 @@
 </file>
 
 <file path=customXml/item4.xml><?xml version="1.0" encoding="utf-8"?>
-<?mso-contentType ?>
-<FormTemplates xmlns="http://schemas.microsoft.com/sharepoint/v3/contenttype/forms">
-  <Display>DocumentLibraryForm</Display>
-  <Edit>DocumentLibraryForm</Edit>
-  <New>DocumentLibraryForm</New>
-</FormTemplates>
+<b:Sources xmlns:b="http://schemas.openxmlformats.org/officeDocument/2006/bibliography" xmlns="http://schemas.openxmlformats.org/officeDocument/2006/bibliography" SelectedStyle="\APASixthEditionOfficeOnline.xsl" StyleName="APA" Version="6"/>
 </file>
 
 <file path=customXml/itemProps1.xml><?xml version="1.0" encoding="utf-8"?>
@@ -21489,9 +21459,9 @@
 </file>
 
 <file path=customXml/itemProps2.xml><?xml version="1.0" encoding="utf-8"?>
-<ds:datastoreItem xmlns:ds="http://schemas.openxmlformats.org/officeDocument/2006/customXml" ds:itemID="{E8AB44A3-7C62-4BD2-82ED-8ABC209970FA}">
+<ds:datastoreItem xmlns:ds="http://schemas.openxmlformats.org/officeDocument/2006/customXml" ds:itemID="{81CBDEC1-3B00-44ED-AD36-0268077980BA}">
   <ds:schemaRefs>
-    <ds:schemaRef ds:uri="http://schemas.openxmlformats.org/officeDocument/2006/bibliography"/>
+    <ds:schemaRef ds:uri="http://schemas.microsoft.com/sharepoint/v3/contenttype/forms"/>
   </ds:schemaRefs>
 </ds:datastoreItem>
 </file>
@@ -21508,9 +21478,9 @@
 </file>
 
 <file path=customXml/itemProps4.xml><?xml version="1.0" encoding="utf-8"?>
-<ds:datastoreItem xmlns:ds="http://schemas.openxmlformats.org/officeDocument/2006/customXml" ds:itemID="{81CBDEC1-3B00-44ED-AD36-0268077980BA}">
+<ds:datastoreItem xmlns:ds="http://schemas.openxmlformats.org/officeDocument/2006/customXml" ds:itemID="{E8AB44A3-7C62-4BD2-82ED-8ABC209970FA}">
   <ds:schemaRefs>
-    <ds:schemaRef ds:uri="http://schemas.microsoft.com/sharepoint/v3/contenttype/forms"/>
+    <ds:schemaRef ds:uri="http://schemas.openxmlformats.org/officeDocument/2006/bibliography"/>
   </ds:schemaRefs>
 </ds:datastoreItem>
 </file>
--- a/fuentes/63110199_CF02_DU.docx
+++ b/fuentes/63110199_CF02_DU.docx
@@ -4,6 +4,7 @@
   <w:body>
     <w:p>
       <w:pPr>
+        <w:ind w:firstLine="0"/>
         <w:rPr>
           <w:lang w:val="es-419"/>
         </w:rPr>
@@ -80,12 +81,6 @@
             </wp14:sizeRelV>
           </wp:anchor>
         </w:drawing>
-      </w:r>
-      <w:r>
-        <w:rPr>
-          <w:lang w:val="es-419"/>
-        </w:rPr>
-        <w:t>m</w:t>
       </w:r>
     </w:p>
     <w:p>
@@ -314,7 +309,7 @@
               </wp:anchor>
             </w:drawing>
           </mc:Choice>
-          <mc:Fallback xmlns:w16sdtfl="http://schemas.microsoft.com/office/word/2024/wordml/sdtformatlock" xmlns:w16du="http://schemas.microsoft.com/office/word/2023/wordml/word16du" xmlns:w16cei="http://schemas.microsoft.com/office/word/2026/wordml/cei" xmlns:oel="http://schemas.microsoft.com/office/2019/extlst">
+          <mc:Fallback xmlns:oel="http://schemas.microsoft.com/office/2019/extlst" xmlns:w16cei="http://schemas.microsoft.com/office/word/2026/wordml/cei" xmlns:w16du="http://schemas.microsoft.com/office/word/2023/wordml/word16du" xmlns:w16sdtfl="http://schemas.microsoft.com/office/word/2024/wordml/sdtformatlock">
             <w:pict>
               <v:rect w14:anchorId="3A877550" id="Rectángulo 3" o:spid="_x0000_s1026" alt="&quot;&quot;" style="position:absolute;margin-left:0;margin-top:34.95pt;width:616.85pt;height:192.75pt;z-index:-251655168;visibility:visible;mso-wrap-style:square;mso-width-percent:0;mso-height-percent:0;mso-wrap-distance-left:9pt;mso-wrap-distance-top:0;mso-wrap-distance-right:9pt;mso-wrap-distance-bottom:0;mso-position-horizontal:left;mso-position-horizontal-relative:page;mso-position-vertical:absolute;mso-position-vertical-relative:text;mso-width-percent:0;mso-height-percent:0;mso-width-relative:margin;mso-height-relative:margin;v-text-anchor:middle" o:gfxdata="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" fillcolor="#00314d" stroked="f" strokeweight="1pt">
                 <w10:wrap anchorx="page"/>
@@ -12751,6 +12746,14 @@
         <w:t>.</w:t>
       </w:r>
     </w:p>
+    <w:p>
+      <w:pPr>
+        <w:ind w:firstLine="0"/>
+        <w:rPr>
+          <w:lang w:val="es-419" w:eastAsia="es-CO"/>
+        </w:rPr>
+      </w:pPr>
+    </w:p>
     <w:tbl>
       <w:tblPr>
         <w:tblStyle w:val="Tablaconcuadrcula"/>
@@ -12780,6 +12783,7 @@
                 <w:b/>
                 <w:bCs/>
               </w:rPr>
+              <w:lastRenderedPageBreak/>
               <w:t xml:space="preserve">Transcripción del pódcast. </w:t>
             </w:r>
             <w:r>
@@ -12810,7 +12814,6 @@
                 <w:b/>
                 <w:bCs/>
               </w:rPr>
-              <w:lastRenderedPageBreak/>
               <w:t>Mujer:</w:t>
             </w:r>
             <w:r>
@@ -12883,6 +12886,7 @@
                 <w:b/>
                 <w:bCs/>
               </w:rPr>
+              <w:lastRenderedPageBreak/>
               <w:t>Mujer</w:t>
             </w:r>
             <w:r>
@@ -12895,7 +12899,6 @@
                 <w:b/>
                 <w:bCs/>
               </w:rPr>
-              <w:lastRenderedPageBreak/>
               <w:t>Hombre</w:t>
             </w:r>
             <w:r>
@@ -13849,7 +13852,10 @@
               <w:t xml:space="preserve">Centro Agroturístico </w:t>
             </w:r>
             <w:r>
-              <w:t xml:space="preserve">– </w:t>
+              <w:t>-</w:t>
+            </w:r>
+            <w:r>
+              <w:t xml:space="preserve"> </w:t>
             </w:r>
             <w:r>
               <w:t>Regional Santander</w:t>
@@ -18345,6 +18351,30 @@
 </file>
 
 <file path=customXml/item1.xml><?xml version="1.0" encoding="utf-8"?>
+<?mso-contentType ?>
+<FormTemplates xmlns="http://schemas.microsoft.com/sharepoint/v3/contenttype/forms">
+  <Display>DocumentLibraryForm</Display>
+  <Edit>DocumentLibraryForm</Edit>
+  <New>DocumentLibraryForm</New>
+</FormTemplates>
+</file>
+
+<file path=customXml/item2.xml><?xml version="1.0" encoding="utf-8"?>
+<p:properties xmlns:p="http://schemas.microsoft.com/office/2006/metadata/properties" xmlns:xsi="http://www.w3.org/2001/XMLSchema-instance" xmlns:pc="http://schemas.microsoft.com/office/infopath/2007/PartnerControls">
+  <documentManagement>
+    <TaxCatchAll xmlns="67a0edcd-0de5-43ed-8c27-e32f38a00c91" xsi:nil="true"/>
+    <lcf76f155ced4ddcb4097134ff3c332f xmlns="42760c81-fd8e-4d59-8953-7cdb9f38b14f">
+      <Terms xmlns="http://schemas.microsoft.com/office/infopath/2007/PartnerControls"/>
+    </lcf76f155ced4ddcb4097134ff3c332f>
+  </documentManagement>
+</p:properties>
+</file>
+
+<file path=customXml/item3.xml><?xml version="1.0" encoding="utf-8"?>
+<b:Sources xmlns:b="http://schemas.openxmlformats.org/officeDocument/2006/bibliography" xmlns="http://schemas.openxmlformats.org/officeDocument/2006/bibliography" SelectedStyle="\APASixthEditionOfficeOnline.xsl" StyleName="APA" Version="6"/>
+</file>
+
+<file path=customXml/item4.xml><?xml version="1.0" encoding="utf-8"?>
 <ct:contentTypeSchema xmlns:ct="http://schemas.microsoft.com/office/2006/metadata/contentType" xmlns:ma="http://schemas.microsoft.com/office/2006/metadata/properties/metaAttributes" ct:_="" ma:_="" ma:contentTypeName="Documento" ma:contentTypeID="0x01010005252A1EF3BD024F856B47B579AB5244" ma:contentTypeVersion="12" ma:contentTypeDescription="Crear nuevo documento." ma:contentTypeScope="" ma:versionID="32d0e18b85ac20c34eab62df21c0cf58">
   <xsd:schema xmlns:xsd="http://www.w3.org/2001/XMLSchema" xmlns:xs="http://www.w3.org/2001/XMLSchema" xmlns:p="http://schemas.microsoft.com/office/2006/metadata/properties" xmlns:ns2="42760c81-fd8e-4d59-8953-7cdb9f38b14f" xmlns:ns3="67a0edcd-0de5-43ed-8c27-e32f38a00c91" targetNamespace="http://schemas.microsoft.com/office/2006/metadata/properties" ma:root="true" ma:fieldsID="cc2c149e99f10870fd5bc3964e5386d3" ns2:_="" ns3:_="">
     <xsd:import namespace="42760c81-fd8e-4d59-8953-7cdb9f38b14f"/>
@@ -18545,31 +18575,34 @@
 </ct:contentTypeSchema>
 </file>
 
-<file path=customXml/item2.xml><?xml version="1.0" encoding="utf-8"?>
-<b:Sources xmlns:b="http://schemas.openxmlformats.org/officeDocument/2006/bibliography" xmlns="http://schemas.openxmlformats.org/officeDocument/2006/bibliography" SelectedStyle="\APASixthEditionOfficeOnline.xsl" StyleName="APA" Version="6"/>
+<file path=customXml/itemProps1.xml><?xml version="1.0" encoding="utf-8"?>
+<ds:datastoreItem xmlns:ds="http://schemas.openxmlformats.org/officeDocument/2006/customXml" ds:itemID="{81CBDEC1-3B00-44ED-AD36-0268077980BA}">
+  <ds:schemaRefs>
+    <ds:schemaRef ds:uri="http://schemas.microsoft.com/sharepoint/v3/contenttype/forms"/>
+  </ds:schemaRefs>
+</ds:datastoreItem>
 </file>
 
-<file path=customXml/item3.xml><?xml version="1.0" encoding="utf-8"?>
-<p:properties xmlns:p="http://schemas.microsoft.com/office/2006/metadata/properties" xmlns:xsi="http://www.w3.org/2001/XMLSchema-instance" xmlns:pc="http://schemas.microsoft.com/office/infopath/2007/PartnerControls">
-  <documentManagement>
-    <TaxCatchAll xmlns="67a0edcd-0de5-43ed-8c27-e32f38a00c91" xsi:nil="true"/>
-    <lcf76f155ced4ddcb4097134ff3c332f xmlns="42760c81-fd8e-4d59-8953-7cdb9f38b14f">
-      <Terms xmlns="http://schemas.microsoft.com/office/infopath/2007/PartnerControls"/>
-    </lcf76f155ced4ddcb4097134ff3c332f>
-  </documentManagement>
-</p:properties>
+<file path=customXml/itemProps2.xml><?xml version="1.0" encoding="utf-8"?>
+<ds:datastoreItem xmlns:ds="http://schemas.openxmlformats.org/officeDocument/2006/customXml" ds:itemID="{1145D752-ACC1-45E1-AB53-0C756F67FC7F}">
+  <ds:schemaRefs>
+    <ds:schemaRef ds:uri="http://schemas.microsoft.com/office/2006/metadata/properties"/>
+    <ds:schemaRef ds:uri="http://schemas.microsoft.com/office/infopath/2007/PartnerControls"/>
+    <ds:schemaRef ds:uri="67a0edcd-0de5-43ed-8c27-e32f38a00c91"/>
+    <ds:schemaRef ds:uri="42760c81-fd8e-4d59-8953-7cdb9f38b14f"/>
+  </ds:schemaRefs>
+</ds:datastoreItem>
 </file>
 
-<file path=customXml/item4.xml><?xml version="1.0" encoding="utf-8"?>
-<?mso-contentType ?>
-<FormTemplates xmlns="http://schemas.microsoft.com/sharepoint/v3/contenttype/forms">
-  <Display>DocumentLibraryForm</Display>
-  <Edit>DocumentLibraryForm</Edit>
-  <New>DocumentLibraryForm</New>
-</FormTemplates>
+<file path=customXml/itemProps3.xml><?xml version="1.0" encoding="utf-8"?>
+<ds:datastoreItem xmlns:ds="http://schemas.openxmlformats.org/officeDocument/2006/customXml" ds:itemID="{E8AB44A3-7C62-4BD2-82ED-8ABC209970FA}">
+  <ds:schemaRefs>
+    <ds:schemaRef ds:uri="http://schemas.openxmlformats.org/officeDocument/2006/bibliography"/>
+  </ds:schemaRefs>
+</ds:datastoreItem>
 </file>
 
-<file path=customXml/itemProps1.xml><?xml version="1.0" encoding="utf-8"?>
+<file path=customXml/itemProps4.xml><?xml version="1.0" encoding="utf-8"?>
 <ds:datastoreItem xmlns:ds="http://schemas.openxmlformats.org/officeDocument/2006/customXml" ds:itemID="{17AC8563-D3CC-4215-BE03-16716BD8ACE4}">
   <ds:schemaRefs>
     <ds:schemaRef ds:uri="http://schemas.microsoft.com/office/2006/metadata/contentType"/>
@@ -18586,31 +18619,4 @@
     <ds:schemaRef ds:uri="http://schemas.microsoft.com/internal/obd"/>
   </ds:schemaRefs>
 </ds:datastoreItem>
-</file>
-
-<file path=customXml/itemProps2.xml><?xml version="1.0" encoding="utf-8"?>
-<ds:datastoreItem xmlns:ds="http://schemas.openxmlformats.org/officeDocument/2006/customXml" ds:itemID="{E8AB44A3-7C62-4BD2-82ED-8ABC209970FA}">
-  <ds:schemaRefs>
-    <ds:schemaRef ds:uri="http://schemas.openxmlformats.org/officeDocument/2006/bibliography"/>
-  </ds:schemaRefs>
-</ds:datastoreItem>
-</file>
-
-<file path=customXml/itemProps3.xml><?xml version="1.0" encoding="utf-8"?>
-<ds:datastoreItem xmlns:ds="http://schemas.openxmlformats.org/officeDocument/2006/customXml" ds:itemID="{1145D752-ACC1-45E1-AB53-0C756F67FC7F}">
-  <ds:schemaRefs>
-    <ds:schemaRef ds:uri="http://schemas.microsoft.com/office/2006/metadata/properties"/>
-    <ds:schemaRef ds:uri="http://schemas.microsoft.com/office/infopath/2007/PartnerControls"/>
-    <ds:schemaRef ds:uri="67a0edcd-0de5-43ed-8c27-e32f38a00c91"/>
-    <ds:schemaRef ds:uri="42760c81-fd8e-4d59-8953-7cdb9f38b14f"/>
-  </ds:schemaRefs>
-</ds:datastoreItem>
-</file>
-
-<file path=customXml/itemProps4.xml><?xml version="1.0" encoding="utf-8"?>
-<ds:datastoreItem xmlns:ds="http://schemas.openxmlformats.org/officeDocument/2006/customXml" ds:itemID="{81CBDEC1-3B00-44ED-AD36-0268077980BA}">
-  <ds:schemaRefs>
-    <ds:schemaRef ds:uri="http://schemas.microsoft.com/sharepoint/v3/contenttype/forms"/>
-  </ds:schemaRefs>
-</ds:datastoreItem>
 </file>